--- a/Отчёт по учебной практике.docx
+++ b/Отчёт по учебной практике.docx
@@ -6,12 +6,14 @@
       <w:pPr>
         <w:jc w:val="center"/>
         <w:rPr>
-          <w:b/>
-          <w:bCs/>
-        </w:rPr>
-      </w:pPr>
-      <w:r>
-        <w:rPr>
+          <w:rFonts w:ascii="Times New Roman" w:hAnsi="Times New Roman" w:cs="Times New Roman"/>
+          <w:b/>
+          <w:bCs/>
+        </w:rPr>
+      </w:pPr>
+      <w:r>
+        <w:rPr>
+          <w:rFonts w:ascii="Times New Roman" w:hAnsi="Times New Roman" w:cs="Times New Roman"/>
           <w:b/>
           <w:bCs/>
         </w:rPr>
@@ -22,12 +24,14 @@
       <w:pPr>
         <w:jc w:val="center"/>
         <w:rPr>
-          <w:b/>
-          <w:bCs/>
-        </w:rPr>
-      </w:pPr>
-      <w:r>
-        <w:rPr>
+          <w:rFonts w:ascii="Times New Roman" w:hAnsi="Times New Roman" w:cs="Times New Roman"/>
+          <w:b/>
+          <w:bCs/>
+        </w:rPr>
+      </w:pPr>
+      <w:r>
+        <w:rPr>
+          <w:rFonts w:ascii="Times New Roman" w:hAnsi="Times New Roman" w:cs="Times New Roman"/>
           <w:b/>
           <w:bCs/>
         </w:rPr>
@@ -42,8 +46,14 @@
           <w:numId w:val="1"/>
         </w:numPr>
         <w:spacing w:line="259" w:lineRule="auto"/>
-      </w:pPr>
-      <w:r>
+        <w:rPr>
+          <w:rFonts w:ascii="Times New Roman" w:hAnsi="Times New Roman" w:cs="Times New Roman"/>
+        </w:rPr>
+      </w:pPr>
+      <w:r>
+        <w:rPr>
+          <w:rFonts w:ascii="Times New Roman" w:hAnsi="Times New Roman" w:cs="Times New Roman"/>
+        </w:rPr>
         <w:t>Сформировать тему</w:t>
       </w:r>
     </w:p>
@@ -55,30 +65,41 @@
           <w:numId w:val="1"/>
         </w:numPr>
         <w:spacing w:line="259" w:lineRule="auto"/>
-      </w:pPr>
-      <w:r>
+        <w:rPr>
+          <w:rFonts w:ascii="Times New Roman" w:hAnsi="Times New Roman" w:cs="Times New Roman"/>
+        </w:rPr>
+      </w:pPr>
+      <w:r>
+        <w:rPr>
+          <w:rFonts w:ascii="Times New Roman" w:hAnsi="Times New Roman" w:cs="Times New Roman"/>
+        </w:rPr>
         <w:t xml:space="preserve">Создать репозиторий </w:t>
       </w:r>
       <w:r>
         <w:rPr>
+          <w:rFonts w:ascii="Times New Roman" w:hAnsi="Times New Roman" w:cs="Times New Roman"/>
           <w:lang w:val="en-US"/>
         </w:rPr>
         <w:t>Git</w:t>
       </w:r>
       <w:r>
+        <w:rPr>
+          <w:rFonts w:ascii="Times New Roman" w:hAnsi="Times New Roman" w:cs="Times New Roman"/>
+        </w:rPr>
         <w:t xml:space="preserve"> </w:t>
       </w:r>
       <w:r>
         <w:rPr>
+          <w:rFonts w:ascii="Times New Roman" w:hAnsi="Times New Roman" w:cs="Times New Roman"/>
           <w:lang w:val="en-US"/>
         </w:rPr>
         <w:t>c</w:t>
       </w:r>
       <w:r>
-        <w:t xml:space="preserve"> </w:t>
-      </w:r>
-      <w:r>
-        <w:t>каждодневным ведением результата</w:t>
+        <w:rPr>
+          <w:rFonts w:ascii="Times New Roman" w:hAnsi="Times New Roman" w:cs="Times New Roman"/>
+        </w:rPr>
+        <w:t xml:space="preserve"> каждодневным ведением результата</w:t>
       </w:r>
     </w:p>
     <w:p>
@@ -89,8 +110,14 @@
           <w:numId w:val="1"/>
         </w:numPr>
         <w:spacing w:line="259" w:lineRule="auto"/>
-      </w:pPr>
-      <w:r>
+        <w:rPr>
+          <w:rFonts w:ascii="Times New Roman" w:hAnsi="Times New Roman" w:cs="Times New Roman"/>
+        </w:rPr>
+      </w:pPr>
+      <w:r>
+        <w:rPr>
+          <w:rFonts w:ascii="Times New Roman" w:hAnsi="Times New Roman" w:cs="Times New Roman"/>
+        </w:rPr>
         <w:t>Реализовать концептуальную, логическую, физическую модель</w:t>
       </w:r>
     </w:p>
@@ -102,8 +129,14 @@
           <w:numId w:val="1"/>
         </w:numPr>
         <w:spacing w:line="259" w:lineRule="auto"/>
-      </w:pPr>
-      <w:r>
+        <w:rPr>
+          <w:rFonts w:ascii="Times New Roman" w:hAnsi="Times New Roman" w:cs="Times New Roman"/>
+        </w:rPr>
+      </w:pPr>
+      <w:r>
+        <w:rPr>
+          <w:rFonts w:ascii="Times New Roman" w:hAnsi="Times New Roman" w:cs="Times New Roman"/>
+        </w:rPr>
         <w:t>В базе данных создать необходимые таблицы для реализации функционала</w:t>
       </w:r>
     </w:p>
@@ -115,8 +148,14 @@
           <w:numId w:val="1"/>
         </w:numPr>
         <w:spacing w:line="259" w:lineRule="auto"/>
-      </w:pPr>
-      <w:r>
+        <w:rPr>
+          <w:rFonts w:ascii="Times New Roman" w:hAnsi="Times New Roman" w:cs="Times New Roman"/>
+        </w:rPr>
+      </w:pPr>
+      <w:r>
+        <w:rPr>
+          <w:rFonts w:ascii="Times New Roman" w:hAnsi="Times New Roman" w:cs="Times New Roman"/>
+        </w:rPr>
         <w:t xml:space="preserve">Определить первичные ключи, внешние ключи, домены и ограничения </w:t>
       </w:r>
     </w:p>
@@ -128,8 +167,14 @@
           <w:numId w:val="1"/>
         </w:numPr>
         <w:spacing w:line="259" w:lineRule="auto"/>
-      </w:pPr>
-      <w:r>
+        <w:rPr>
+          <w:rFonts w:ascii="Times New Roman" w:hAnsi="Times New Roman" w:cs="Times New Roman"/>
+        </w:rPr>
+      </w:pPr>
+      <w:r>
+        <w:rPr>
+          <w:rFonts w:ascii="Times New Roman" w:hAnsi="Times New Roman" w:cs="Times New Roman"/>
+        </w:rPr>
         <w:t>Сгенерировать не менее 100 записей в основных таблицах</w:t>
       </w:r>
     </w:p>
@@ -141,16 +186,28 @@
           <w:numId w:val="1"/>
         </w:numPr>
         <w:spacing w:line="259" w:lineRule="auto"/>
-      </w:pPr>
-      <w:r>
+        <w:rPr>
+          <w:rFonts w:ascii="Times New Roman" w:hAnsi="Times New Roman" w:cs="Times New Roman"/>
+        </w:rPr>
+      </w:pPr>
+      <w:r>
+        <w:rPr>
+          <w:rFonts w:ascii="Times New Roman" w:hAnsi="Times New Roman" w:cs="Times New Roman"/>
+        </w:rPr>
         <w:t xml:space="preserve">Определить </w:t>
       </w:r>
       <w:proofErr w:type="gramStart"/>
       <w:r>
+        <w:rPr>
+          <w:rFonts w:ascii="Times New Roman" w:hAnsi="Times New Roman" w:cs="Times New Roman"/>
+        </w:rPr>
         <w:t>запросы</w:t>
       </w:r>
       <w:proofErr w:type="gramEnd"/>
       <w:r>
+        <w:rPr>
+          <w:rFonts w:ascii="Times New Roman" w:hAnsi="Times New Roman" w:cs="Times New Roman"/>
+        </w:rPr>
         <w:t xml:space="preserve"> используемые в БД для реализации функционала</w:t>
       </w:r>
     </w:p>
@@ -162,17 +219,27 @@
           <w:numId w:val="1"/>
         </w:numPr>
         <w:spacing w:line="259" w:lineRule="auto"/>
-      </w:pPr>
-      <w:r>
+        <w:rPr>
+          <w:rFonts w:ascii="Times New Roman" w:hAnsi="Times New Roman" w:cs="Times New Roman"/>
+        </w:rPr>
+      </w:pPr>
+      <w:r>
+        <w:rPr>
+          <w:rFonts w:ascii="Times New Roman" w:hAnsi="Times New Roman" w:cs="Times New Roman"/>
+        </w:rPr>
         <w:t xml:space="preserve">Создать </w:t>
       </w:r>
       <w:r>
         <w:rPr>
+          <w:rFonts w:ascii="Times New Roman" w:hAnsi="Times New Roman" w:cs="Times New Roman"/>
           <w:lang w:val="en-US"/>
         </w:rPr>
         <w:t xml:space="preserve">backup </w:t>
       </w:r>
       <w:r>
+        <w:rPr>
+          <w:rFonts w:ascii="Times New Roman" w:hAnsi="Times New Roman" w:cs="Times New Roman"/>
+        </w:rPr>
         <w:t>базы данных</w:t>
       </w:r>
     </w:p>
@@ -184,8 +251,14 @@
           <w:numId w:val="1"/>
         </w:numPr>
         <w:spacing w:line="259" w:lineRule="auto"/>
-      </w:pPr>
-      <w:r>
+        <w:rPr>
+          <w:rFonts w:ascii="Times New Roman" w:hAnsi="Times New Roman" w:cs="Times New Roman"/>
+        </w:rPr>
+      </w:pPr>
+      <w:r>
+        <w:rPr>
+          <w:rFonts w:ascii="Times New Roman" w:hAnsi="Times New Roman" w:cs="Times New Roman"/>
+        </w:rPr>
         <w:t>Реализация следующего обязательного функционала:</w:t>
       </w:r>
     </w:p>
@@ -197,8 +270,14 @@
           <w:numId w:val="1"/>
         </w:numPr>
         <w:spacing w:line="259" w:lineRule="auto"/>
-      </w:pPr>
-      <w:r>
+        <w:rPr>
+          <w:rFonts w:ascii="Times New Roman" w:hAnsi="Times New Roman" w:cs="Times New Roman"/>
+        </w:rPr>
+      </w:pPr>
+      <w:r>
+        <w:rPr>
+          <w:rFonts w:ascii="Times New Roman" w:hAnsi="Times New Roman" w:cs="Times New Roman"/>
+        </w:rPr>
         <w:t>Вход и регистрация в систему</w:t>
       </w:r>
     </w:p>
@@ -210,8 +289,14 @@
           <w:numId w:val="1"/>
         </w:numPr>
         <w:spacing w:line="259" w:lineRule="auto"/>
-      </w:pPr>
-      <w:r>
+        <w:rPr>
+          <w:rFonts w:ascii="Times New Roman" w:hAnsi="Times New Roman" w:cs="Times New Roman"/>
+        </w:rPr>
+      </w:pPr>
+      <w:r>
+        <w:rPr>
+          <w:rFonts w:ascii="Times New Roman" w:hAnsi="Times New Roman" w:cs="Times New Roman"/>
+        </w:rPr>
         <w:t>Три роли – Администратор, менеджер, пользователь. Разделение функционала по ролям</w:t>
       </w:r>
     </w:p>
@@ -223,17 +308,27 @@
           <w:numId w:val="1"/>
         </w:numPr>
         <w:spacing w:line="259" w:lineRule="auto"/>
-      </w:pPr>
-      <w:r>
+        <w:rPr>
+          <w:rFonts w:ascii="Times New Roman" w:hAnsi="Times New Roman" w:cs="Times New Roman"/>
+        </w:rPr>
+      </w:pPr>
+      <w:r>
+        <w:rPr>
+          <w:rFonts w:ascii="Times New Roman" w:hAnsi="Times New Roman" w:cs="Times New Roman"/>
+        </w:rPr>
         <w:t xml:space="preserve">Работа с данными: создание, просмотр, изменение, удаление. Нельзя изменять </w:t>
       </w:r>
       <w:r>
         <w:rPr>
+          <w:rFonts w:ascii="Times New Roman" w:hAnsi="Times New Roman" w:cs="Times New Roman"/>
           <w:lang w:val="en-US"/>
         </w:rPr>
         <w:t>Id</w:t>
       </w:r>
       <w:r>
+        <w:rPr>
+          <w:rFonts w:ascii="Times New Roman" w:hAnsi="Times New Roman" w:cs="Times New Roman"/>
+        </w:rPr>
         <w:t>, должны быть константные значения, выбираемые из выпадающих списков</w:t>
       </w:r>
     </w:p>
@@ -245,8 +340,14 @@
           <w:numId w:val="1"/>
         </w:numPr>
         <w:spacing w:line="259" w:lineRule="auto"/>
-      </w:pPr>
-      <w:r>
+        <w:rPr>
+          <w:rFonts w:ascii="Times New Roman" w:hAnsi="Times New Roman" w:cs="Times New Roman"/>
+        </w:rPr>
+      </w:pPr>
+      <w:r>
+        <w:rPr>
+          <w:rFonts w:ascii="Times New Roman" w:hAnsi="Times New Roman" w:cs="Times New Roman"/>
+        </w:rPr>
         <w:t>Поиск по нескольким полям, фильтрация по нескольким полям, сортировка по нескольким полям</w:t>
       </w:r>
     </w:p>
@@ -258,8 +359,14 @@
           <w:numId w:val="1"/>
         </w:numPr>
         <w:spacing w:line="259" w:lineRule="auto"/>
-      </w:pPr>
-      <w:r>
+        <w:rPr>
+          <w:rFonts w:ascii="Times New Roman" w:hAnsi="Times New Roman" w:cs="Times New Roman"/>
+        </w:rPr>
+      </w:pPr>
+      <w:r>
+        <w:rPr>
+          <w:rFonts w:ascii="Times New Roman" w:hAnsi="Times New Roman" w:cs="Times New Roman"/>
+        </w:rPr>
         <w:t>Обязательные поля, допустимые значения (домен)</w:t>
       </w:r>
     </w:p>
@@ -271,8 +378,14 @@
           <w:numId w:val="1"/>
         </w:numPr>
         <w:spacing w:line="259" w:lineRule="auto"/>
-      </w:pPr>
-      <w:r>
+        <w:rPr>
+          <w:rFonts w:ascii="Times New Roman" w:hAnsi="Times New Roman" w:cs="Times New Roman"/>
+        </w:rPr>
+      </w:pPr>
+      <w:r>
+        <w:rPr>
+          <w:rFonts w:ascii="Times New Roman" w:hAnsi="Times New Roman" w:cs="Times New Roman"/>
+        </w:rPr>
         <w:t xml:space="preserve"> понятные сообщения об ошибках</w:t>
       </w:r>
     </w:p>
@@ -284,30 +397,41 @@
           <w:numId w:val="1"/>
         </w:numPr>
         <w:spacing w:line="259" w:lineRule="auto"/>
-      </w:pPr>
-      <w:r>
+        <w:rPr>
+          <w:rFonts w:ascii="Times New Roman" w:hAnsi="Times New Roman" w:cs="Times New Roman"/>
+        </w:rPr>
+      </w:pPr>
+      <w:r>
+        <w:rPr>
+          <w:rFonts w:ascii="Times New Roman" w:hAnsi="Times New Roman" w:cs="Times New Roman"/>
+        </w:rPr>
         <w:t>Генерация отчёта по данным (</w:t>
       </w:r>
       <w:r>
         <w:rPr>
+          <w:rFonts w:ascii="Times New Roman" w:hAnsi="Times New Roman" w:cs="Times New Roman"/>
           <w:lang w:val="en-US"/>
         </w:rPr>
         <w:t>excel</w:t>
       </w:r>
       <w:r>
+        <w:rPr>
+          <w:rFonts w:ascii="Times New Roman" w:hAnsi="Times New Roman" w:cs="Times New Roman"/>
+        </w:rPr>
         <w:t>\</w:t>
       </w:r>
       <w:r>
         <w:rPr>
+          <w:rFonts w:ascii="Times New Roman" w:hAnsi="Times New Roman" w:cs="Times New Roman"/>
           <w:lang w:val="en-US"/>
         </w:rPr>
         <w:t>pdf</w:t>
       </w:r>
       <w:r>
-        <w:t xml:space="preserve"> </w:t>
-      </w:r>
-      <w:r>
-        <w:t xml:space="preserve">файл) </w:t>
+        <w:rPr>
+          <w:rFonts w:ascii="Times New Roman" w:hAnsi="Times New Roman" w:cs="Times New Roman"/>
+        </w:rPr>
+        <w:t xml:space="preserve"> файл) </w:t>
       </w:r>
     </w:p>
     <w:p>
@@ -318,33 +442,15 @@
           <w:numId w:val="1"/>
         </w:numPr>
         <w:spacing w:line="259" w:lineRule="auto"/>
-      </w:pPr>
-      <w:r>
-        <w:t xml:space="preserve">Связанный процесс, например «оформить заказ пользователем </w:t>
-      </w:r>
-      <w:r>
-        <w:t>-&gt;</w:t>
-      </w:r>
-      <w:r>
-        <w:t xml:space="preserve"> принять заказ менеджером </w:t>
-      </w:r>
-      <w:r>
-        <w:t>-&gt;</w:t>
-      </w:r>
-      <w:r>
-        <w:t xml:space="preserve"> изменить информацию администратором</w:t>
-      </w:r>
-      <w:r>
-        <w:t xml:space="preserve"> </w:t>
-      </w:r>
-      <w:r>
-        <w:t xml:space="preserve">(по необходимости) </w:t>
-      </w:r>
-      <w:r>
-        <w:t xml:space="preserve">-&gt; </w:t>
-      </w:r>
-      <w:r>
-        <w:t>получить заказ пользователем»</w:t>
+        <w:rPr>
+          <w:rFonts w:ascii="Times New Roman" w:hAnsi="Times New Roman" w:cs="Times New Roman"/>
+        </w:rPr>
+      </w:pPr>
+      <w:r>
+        <w:rPr>
+          <w:rFonts w:ascii="Times New Roman" w:hAnsi="Times New Roman" w:cs="Times New Roman"/>
+        </w:rPr>
+        <w:t>Связанный процесс, например «оформить заказ пользователем -&gt; принять заказ менеджером -&gt; изменить информацию администратором (по необходимости) -&gt; получить заказ пользователем»</w:t>
       </w:r>
     </w:p>
     <w:p>
@@ -355,17 +461,27 @@
           <w:numId w:val="1"/>
         </w:numPr>
         <w:spacing w:line="259" w:lineRule="auto"/>
-      </w:pPr>
-      <w:r>
+        <w:rPr>
+          <w:rFonts w:ascii="Times New Roman" w:hAnsi="Times New Roman" w:cs="Times New Roman"/>
+        </w:rPr>
+      </w:pPr>
+      <w:r>
+        <w:rPr>
+          <w:rFonts w:ascii="Times New Roman" w:hAnsi="Times New Roman" w:cs="Times New Roman"/>
+        </w:rPr>
         <w:t xml:space="preserve">Реализовать базовые средства защиты от </w:t>
       </w:r>
       <w:r>
         <w:rPr>
+          <w:rFonts w:ascii="Times New Roman" w:hAnsi="Times New Roman" w:cs="Times New Roman"/>
           <w:lang w:val="en-US"/>
         </w:rPr>
         <w:t>SQL</w:t>
       </w:r>
       <w:r>
+        <w:rPr>
+          <w:rFonts w:ascii="Times New Roman" w:hAnsi="Times New Roman" w:cs="Times New Roman"/>
+        </w:rPr>
         <w:t>-инъекций в приложении, разделение по ролям</w:t>
       </w:r>
     </w:p>
@@ -373,6 +489,9 @@
       <w:pPr>
         <w:pStyle w:val="a7"/>
         <w:spacing w:line="259" w:lineRule="auto"/>
+        <w:rPr>
+          <w:rFonts w:ascii="Times New Roman" w:hAnsi="Times New Roman" w:cs="Times New Roman"/>
+        </w:rPr>
       </w:pPr>
     </w:p>
     <w:p>
@@ -381,12 +500,14 @@
         <w:spacing w:line="259" w:lineRule="auto"/>
         <w:jc w:val="center"/>
         <w:rPr>
-          <w:b/>
-          <w:bCs/>
-        </w:rPr>
-      </w:pPr>
-      <w:r>
-        <w:rPr>
+          <w:rFonts w:ascii="Times New Roman" w:hAnsi="Times New Roman" w:cs="Times New Roman"/>
+          <w:b/>
+          <w:bCs/>
+        </w:rPr>
+      </w:pPr>
+      <w:r>
+        <w:rPr>
+          <w:rFonts w:ascii="Times New Roman" w:hAnsi="Times New Roman" w:cs="Times New Roman"/>
           <w:b/>
           <w:bCs/>
         </w:rPr>
@@ -399,27 +520,23 @@
         <w:spacing w:line="259" w:lineRule="auto"/>
         <w:jc w:val="center"/>
         <w:rPr>
-          <w:b/>
-          <w:bCs/>
-        </w:rPr>
-      </w:pPr>
-      <w:r>
-        <w:rPr>
-          <w:b/>
-          <w:bCs/>
-        </w:rPr>
-        <w:t>«</w:t>
-      </w:r>
-      <w:r>
-        <w:rPr>
-          <w:b/>
-          <w:bCs/>
-        </w:rPr>
-        <w:t xml:space="preserve">Проектирование и реализация базы данных и программного модуля трекинга рейтинга игроков в </w:t>
+          <w:rFonts w:ascii="Times New Roman" w:hAnsi="Times New Roman" w:cs="Times New Roman"/>
+          <w:b/>
+          <w:bCs/>
+        </w:rPr>
+      </w:pPr>
+      <w:r>
+        <w:rPr>
+          <w:rFonts w:ascii="Times New Roman" w:hAnsi="Times New Roman" w:cs="Times New Roman"/>
+          <w:b/>
+          <w:bCs/>
+        </w:rPr>
+        <w:t xml:space="preserve">«Проектирование и реализация базы данных и программного модуля трекинга рейтинга игроков в </w:t>
       </w:r>
       <w:proofErr w:type="spellStart"/>
       <w:r>
         <w:rPr>
+          <w:rFonts w:ascii="Times New Roman" w:hAnsi="Times New Roman" w:cs="Times New Roman"/>
           <w:b/>
           <w:bCs/>
         </w:rPr>
@@ -428,17 +545,11 @@
       <w:proofErr w:type="spellEnd"/>
       <w:r>
         <w:rPr>
-          <w:b/>
-          <w:bCs/>
-        </w:rPr>
-        <w:t xml:space="preserve"> 2</w:t>
-      </w:r>
-      <w:r>
-        <w:rPr>
-          <w:b/>
-          <w:bCs/>
-        </w:rPr>
-        <w:t>»</w:t>
+          <w:rFonts w:ascii="Times New Roman" w:hAnsi="Times New Roman" w:cs="Times New Roman"/>
+          <w:b/>
+          <w:bCs/>
+        </w:rPr>
+        <w:t xml:space="preserve"> 2»</w:t>
       </w:r>
     </w:p>
     <w:p>
@@ -447,6 +558,7 @@
         <w:spacing w:line="259" w:lineRule="auto"/>
         <w:jc w:val="center"/>
         <w:rPr>
+          <w:rFonts w:ascii="Times New Roman" w:hAnsi="Times New Roman" w:cs="Times New Roman"/>
           <w:b/>
           <w:bCs/>
         </w:rPr>
@@ -458,39 +570,68 @@
         <w:spacing w:line="259" w:lineRule="auto"/>
         <w:jc w:val="center"/>
         <w:rPr>
+          <w:rFonts w:ascii="Times New Roman" w:hAnsi="Times New Roman" w:cs="Times New Roman"/>
+          <w:b/>
+          <w:bCs/>
+        </w:rPr>
+      </w:pPr>
+      <w:r>
+        <w:rPr>
+          <w:rFonts w:ascii="Times New Roman" w:hAnsi="Times New Roman" w:cs="Times New Roman"/>
+          <w:b/>
+          <w:bCs/>
+        </w:rPr>
+        <w:t xml:space="preserve">Задание 2. </w:t>
+      </w:r>
+      <w:r>
+        <w:rPr>
+          <w:rFonts w:ascii="Times New Roman" w:hAnsi="Times New Roman" w:cs="Times New Roman"/>
+          <w:b/>
+          <w:bCs/>
+        </w:rPr>
+        <w:t>«</w:t>
+      </w:r>
+      <w:r>
+        <w:rPr>
+          <w:rFonts w:ascii="Times New Roman" w:hAnsi="Times New Roman" w:cs="Times New Roman"/>
+          <w:b/>
+          <w:bCs/>
+        </w:rPr>
+        <w:t xml:space="preserve">Создание репозитория в </w:t>
+      </w:r>
+      <w:r>
+        <w:rPr>
+          <w:rFonts w:ascii="Times New Roman" w:hAnsi="Times New Roman" w:cs="Times New Roman"/>
           <w:b/>
           <w:bCs/>
           <w:lang w:val="en-US"/>
         </w:rPr>
-      </w:pPr>
-      <w:r>
-        <w:rPr>
-          <w:b/>
-          <w:bCs/>
-        </w:rPr>
-        <w:t xml:space="preserve">Задание 2. Создание репозитория в </w:t>
-      </w:r>
-      <w:r>
-        <w:rPr>
-          <w:b/>
-          <w:bCs/>
-          <w:lang w:val="en-US"/>
-        </w:rPr>
         <w:t>GitHub</w:t>
       </w:r>
+      <w:r>
+        <w:rPr>
+          <w:rFonts w:ascii="Times New Roman" w:hAnsi="Times New Roman" w:cs="Times New Roman"/>
+          <w:b/>
+          <w:bCs/>
+        </w:rPr>
+        <w:t>»</w:t>
+      </w:r>
     </w:p>
     <w:p>
       <w:pPr>
         <w:jc w:val="center"/>
         <w:rPr>
-          <w:b/>
-          <w:bCs/>
-        </w:rPr>
-      </w:pPr>
-      <w:r>
-        <w:rPr>
-          <w:b/>
-          <w:bCs/>
+          <w:rFonts w:ascii="Times New Roman" w:hAnsi="Times New Roman" w:cs="Times New Roman"/>
+          <w:b/>
+          <w:bCs/>
+        </w:rPr>
+      </w:pPr>
+      <w:r>
+        <w:rPr>
+          <w:rFonts w:ascii="Times New Roman" w:hAnsi="Times New Roman" w:cs="Times New Roman"/>
+          <w:b/>
+          <w:bCs/>
+          <w:noProof/>
         </w:rPr>
         <w:drawing>
           <wp:inline distT="0" distB="0" distL="0" distR="0" wp14:anchorId="072E03F2" wp14:editId="374F77CB">
@@ -529,6 +670,946 @@
         </w:drawing>
       </w:r>
     </w:p>
+    <w:p>
+      <w:pPr>
+        <w:spacing w:line="259" w:lineRule="auto"/>
+        <w:ind w:left="360"/>
+        <w:jc w:val="center"/>
+        <w:rPr>
+          <w:rFonts w:ascii="Times New Roman" w:hAnsi="Times New Roman" w:cs="Times New Roman"/>
+          <w:b/>
+          <w:bCs/>
+        </w:rPr>
+      </w:pPr>
+    </w:p>
+    <w:p>
+      <w:pPr>
+        <w:spacing w:line="259" w:lineRule="auto"/>
+        <w:ind w:left="360"/>
+        <w:jc w:val="center"/>
+        <w:rPr>
+          <w:rFonts w:ascii="Times New Roman" w:hAnsi="Times New Roman" w:cs="Times New Roman"/>
+          <w:b/>
+          <w:bCs/>
+        </w:rPr>
+      </w:pPr>
+    </w:p>
+    <w:p>
+      <w:pPr>
+        <w:spacing w:line="259" w:lineRule="auto"/>
+        <w:ind w:left="360"/>
+        <w:jc w:val="center"/>
+        <w:rPr>
+          <w:rFonts w:ascii="Times New Roman" w:hAnsi="Times New Roman" w:cs="Times New Roman"/>
+          <w:b/>
+          <w:bCs/>
+        </w:rPr>
+      </w:pPr>
+    </w:p>
+    <w:p>
+      <w:pPr>
+        <w:spacing w:line="259" w:lineRule="auto"/>
+        <w:ind w:left="360"/>
+        <w:jc w:val="center"/>
+        <w:rPr>
+          <w:rFonts w:ascii="Times New Roman" w:hAnsi="Times New Roman" w:cs="Times New Roman"/>
+          <w:b/>
+          <w:bCs/>
+        </w:rPr>
+      </w:pPr>
+    </w:p>
+    <w:p>
+      <w:pPr>
+        <w:spacing w:line="259" w:lineRule="auto"/>
+        <w:ind w:left="360"/>
+        <w:jc w:val="center"/>
+        <w:rPr>
+          <w:rFonts w:ascii="Times New Roman" w:hAnsi="Times New Roman" w:cs="Times New Roman"/>
+          <w:b/>
+          <w:bCs/>
+        </w:rPr>
+      </w:pPr>
+    </w:p>
+    <w:p>
+      <w:pPr>
+        <w:spacing w:line="259" w:lineRule="auto"/>
+        <w:ind w:left="360"/>
+        <w:jc w:val="center"/>
+        <w:rPr>
+          <w:rFonts w:ascii="Times New Roman" w:hAnsi="Times New Roman" w:cs="Times New Roman"/>
+          <w:b/>
+          <w:bCs/>
+        </w:rPr>
+      </w:pPr>
+      <w:r>
+        <w:rPr>
+          <w:rFonts w:ascii="Times New Roman" w:hAnsi="Times New Roman" w:cs="Times New Roman"/>
+          <w:b/>
+          <w:bCs/>
+        </w:rPr>
+        <w:t xml:space="preserve">Задание 3. </w:t>
+      </w:r>
+      <w:r>
+        <w:rPr>
+          <w:rFonts w:ascii="Times New Roman" w:hAnsi="Times New Roman" w:cs="Times New Roman"/>
+          <w:b/>
+          <w:bCs/>
+        </w:rPr>
+        <w:t>«</w:t>
+      </w:r>
+      <w:r>
+        <w:rPr>
+          <w:rFonts w:ascii="Times New Roman" w:hAnsi="Times New Roman" w:cs="Times New Roman"/>
+          <w:b/>
+          <w:bCs/>
+        </w:rPr>
+        <w:t>Реализовать концептуальную, логическую, физическую модель</w:t>
+      </w:r>
+      <w:r>
+        <w:rPr>
+          <w:rFonts w:ascii="Times New Roman" w:hAnsi="Times New Roman" w:cs="Times New Roman"/>
+          <w:b/>
+          <w:bCs/>
+        </w:rPr>
+        <w:t>»</w:t>
+      </w:r>
+    </w:p>
+    <w:p>
+      <w:pPr>
+        <w:spacing w:line="259" w:lineRule="auto"/>
+        <w:ind w:left="360"/>
+        <w:rPr>
+          <w:rFonts w:ascii="Times New Roman" w:hAnsi="Times New Roman" w:cs="Times New Roman"/>
+          <w:b/>
+          <w:bCs/>
+        </w:rPr>
+      </w:pPr>
+      <w:r>
+        <w:rPr>
+          <w:rFonts w:ascii="Times New Roman" w:hAnsi="Times New Roman" w:cs="Times New Roman"/>
+          <w:b/>
+          <w:bCs/>
+          <w:noProof/>
+        </w:rPr>
+        <w:lastRenderedPageBreak/>
+        <w:drawing>
+          <wp:inline distT="0" distB="0" distL="0" distR="0" wp14:anchorId="0FFD416A" wp14:editId="697E0702">
+            <wp:extent cx="3009900" cy="1024236"/>
+            <wp:effectExtent l="0" t="0" r="0" b="5080"/>
+            <wp:docPr id="2" name="Рисунок 2"/>
+            <wp:cNvGraphicFramePr>
+              <a:graphicFrameLocks xmlns:a="http://schemas.openxmlformats.org/drawingml/2006/main" noChangeAspect="1"/>
+            </wp:cNvGraphicFramePr>
+            <a:graphic xmlns:a="http://schemas.openxmlformats.org/drawingml/2006/main">
+              <a:graphicData uri="http://schemas.openxmlformats.org/drawingml/2006/picture">
+                <pic:pic xmlns:pic="http://schemas.openxmlformats.org/drawingml/2006/picture">
+                  <pic:nvPicPr>
+                    <pic:cNvPr id="0" name="Picture 1"/>
+                    <pic:cNvPicPr>
+                      <a:picLocks noChangeAspect="1" noChangeArrowheads="1"/>
+                    </pic:cNvPicPr>
+                  </pic:nvPicPr>
+                  <pic:blipFill>
+                    <a:blip r:embed="rId6" cstate="print">
+                      <a:extLst>
+                        <a:ext uri="{28A0092B-C50C-407E-A947-70E740481C1C}">
+                          <a14:useLocalDpi xmlns:a14="http://schemas.microsoft.com/office/drawing/2010/main" val="0"/>
+                        </a:ext>
+                      </a:extLst>
+                    </a:blip>
+                    <a:srcRect/>
+                    <a:stretch>
+                      <a:fillRect/>
+                    </a:stretch>
+                  </pic:blipFill>
+                  <pic:spPr bwMode="auto">
+                    <a:xfrm>
+                      <a:off x="0" y="0"/>
+                      <a:ext cx="3021332" cy="1028126"/>
+                    </a:xfrm>
+                    <a:prstGeom prst="rect">
+                      <a:avLst/>
+                    </a:prstGeom>
+                    <a:noFill/>
+                    <a:ln>
+                      <a:noFill/>
+                    </a:ln>
+                  </pic:spPr>
+                </pic:pic>
+              </a:graphicData>
+            </a:graphic>
+          </wp:inline>
+        </w:drawing>
+      </w:r>
+      <w:r>
+        <w:rPr>
+          <w:rFonts w:ascii="Times New Roman" w:hAnsi="Times New Roman" w:cs="Times New Roman"/>
+          <w:noProof/>
+        </w:rPr>
+        <w:drawing>
+          <wp:inline distT="0" distB="0" distL="0" distR="0" wp14:anchorId="22095553" wp14:editId="6DAA2906">
+            <wp:extent cx="2015637" cy="3084830"/>
+            <wp:effectExtent l="0" t="0" r="3810" b="1270"/>
+            <wp:docPr id="3" name="Рисунок 3"/>
+            <wp:cNvGraphicFramePr>
+              <a:graphicFrameLocks xmlns:a="http://schemas.openxmlformats.org/drawingml/2006/main" noChangeAspect="1"/>
+            </wp:cNvGraphicFramePr>
+            <a:graphic xmlns:a="http://schemas.openxmlformats.org/drawingml/2006/main">
+              <a:graphicData uri="http://schemas.openxmlformats.org/drawingml/2006/picture">
+                <pic:pic xmlns:pic="http://schemas.openxmlformats.org/drawingml/2006/picture">
+                  <pic:nvPicPr>
+                    <pic:cNvPr id="0" name="Picture 2"/>
+                    <pic:cNvPicPr>
+                      <a:picLocks noChangeAspect="1" noChangeArrowheads="1"/>
+                    </pic:cNvPicPr>
+                  </pic:nvPicPr>
+                  <pic:blipFill>
+                    <a:blip r:embed="rId7" cstate="print">
+                      <a:extLst>
+                        <a:ext uri="{28A0092B-C50C-407E-A947-70E740481C1C}">
+                          <a14:useLocalDpi xmlns:a14="http://schemas.microsoft.com/office/drawing/2010/main" val="0"/>
+                        </a:ext>
+                      </a:extLst>
+                    </a:blip>
+                    <a:srcRect/>
+                    <a:stretch>
+                      <a:fillRect/>
+                    </a:stretch>
+                  </pic:blipFill>
+                  <pic:spPr bwMode="auto">
+                    <a:xfrm>
+                      <a:off x="0" y="0"/>
+                      <a:ext cx="2020280" cy="3091936"/>
+                    </a:xfrm>
+                    <a:prstGeom prst="rect">
+                      <a:avLst/>
+                    </a:prstGeom>
+                    <a:noFill/>
+                    <a:ln>
+                      <a:noFill/>
+                    </a:ln>
+                  </pic:spPr>
+                </pic:pic>
+              </a:graphicData>
+            </a:graphic>
+          </wp:inline>
+        </w:drawing>
+      </w:r>
+    </w:p>
+    <w:p>
+      <w:pPr>
+        <w:spacing w:line="259" w:lineRule="auto"/>
+        <w:ind w:left="360"/>
+        <w:jc w:val="center"/>
+        <w:rPr>
+          <w:rFonts w:ascii="Times New Roman" w:hAnsi="Times New Roman" w:cs="Times New Roman"/>
+        </w:rPr>
+      </w:pPr>
+    </w:p>
+    <w:p>
+      <w:pPr>
+        <w:jc w:val="center"/>
+        <w:rPr>
+          <w:rFonts w:ascii="Times New Roman" w:hAnsi="Times New Roman" w:cs="Times New Roman"/>
+          <w:b/>
+          <w:bCs/>
+        </w:rPr>
+      </w:pPr>
+      <w:r>
+        <w:rPr>
+          <w:rFonts w:ascii="Times New Roman" w:hAnsi="Times New Roman" w:cs="Times New Roman"/>
+          <w:b/>
+          <w:bCs/>
+        </w:rPr>
+        <w:drawing>
+          <wp:inline distT="0" distB="0" distL="0" distR="0" wp14:anchorId="7F474B2F" wp14:editId="6D1C36CB">
+            <wp:extent cx="1876687" cy="1171739"/>
+            <wp:effectExtent l="0" t="0" r="0" b="9525"/>
+            <wp:docPr id="4" name="Рисунок 4"/>
+            <wp:cNvGraphicFramePr>
+              <a:graphicFrameLocks xmlns:a="http://schemas.openxmlformats.org/drawingml/2006/main" noChangeAspect="1"/>
+            </wp:cNvGraphicFramePr>
+            <a:graphic xmlns:a="http://schemas.openxmlformats.org/drawingml/2006/main">
+              <a:graphicData uri="http://schemas.openxmlformats.org/drawingml/2006/picture">
+                <pic:pic xmlns:pic="http://schemas.openxmlformats.org/drawingml/2006/picture">
+                  <pic:nvPicPr>
+                    <pic:cNvPr id="1" name=""/>
+                    <pic:cNvPicPr/>
+                  </pic:nvPicPr>
+                  <pic:blipFill>
+                    <a:blip r:embed="rId8"/>
+                    <a:stretch>
+                      <a:fillRect/>
+                    </a:stretch>
+                  </pic:blipFill>
+                  <pic:spPr>
+                    <a:xfrm>
+                      <a:off x="0" y="0"/>
+                      <a:ext cx="1876687" cy="1171739"/>
+                    </a:xfrm>
+                    <a:prstGeom prst="rect">
+                      <a:avLst/>
+                    </a:prstGeom>
+                  </pic:spPr>
+                </pic:pic>
+              </a:graphicData>
+            </a:graphic>
+          </wp:inline>
+        </w:drawing>
+      </w:r>
+    </w:p>
+    <w:p>
+      <w:pPr>
+        <w:jc w:val="center"/>
+        <w:rPr>
+          <w:rFonts w:ascii="Times New Roman" w:hAnsi="Times New Roman" w:cs="Times New Roman"/>
+          <w:b/>
+          <w:bCs/>
+        </w:rPr>
+      </w:pPr>
+      <w:r>
+        <w:rPr>
+          <w:rFonts w:ascii="Times New Roman" w:hAnsi="Times New Roman" w:cs="Times New Roman"/>
+          <w:b/>
+          <w:bCs/>
+        </w:rPr>
+        <w:t xml:space="preserve">Задание 4. </w:t>
+      </w:r>
+      <w:r>
+        <w:rPr>
+          <w:rFonts w:ascii="Times New Roman" w:hAnsi="Times New Roman" w:cs="Times New Roman"/>
+          <w:b/>
+          <w:bCs/>
+        </w:rPr>
+        <w:t>«</w:t>
+      </w:r>
+      <w:r>
+        <w:rPr>
+          <w:rFonts w:ascii="Times New Roman" w:hAnsi="Times New Roman" w:cs="Times New Roman"/>
+          <w:b/>
+          <w:bCs/>
+        </w:rPr>
+        <w:t>Создание таблиц физической модели</w:t>
+      </w:r>
+      <w:r>
+        <w:rPr>
+          <w:rFonts w:ascii="Times New Roman" w:hAnsi="Times New Roman" w:cs="Times New Roman"/>
+          <w:b/>
+          <w:bCs/>
+        </w:rPr>
+        <w:t>»</w:t>
+      </w:r>
+    </w:p>
+    <w:p>
+      <w:pPr>
+        <w:jc w:val="center"/>
+        <w:rPr>
+          <w:rFonts w:ascii="Times New Roman" w:hAnsi="Times New Roman" w:cs="Times New Roman"/>
+        </w:rPr>
+      </w:pPr>
+      <w:r>
+        <w:rPr>
+          <w:rFonts w:ascii="Times New Roman" w:hAnsi="Times New Roman" w:cs="Times New Roman"/>
+        </w:rPr>
+        <w:br/>
+        <w:t xml:space="preserve">В СУБД </w:t>
+      </w:r>
+      <w:proofErr w:type="spellStart"/>
+      <w:r>
+        <w:rPr>
+          <w:rFonts w:ascii="Times New Roman" w:hAnsi="Times New Roman" w:cs="Times New Roman"/>
+        </w:rPr>
+        <w:t>PostgreSQL</w:t>
+      </w:r>
+      <w:proofErr w:type="spellEnd"/>
+      <w:r>
+        <w:rPr>
+          <w:rFonts w:ascii="Times New Roman" w:hAnsi="Times New Roman" w:cs="Times New Roman"/>
+        </w:rPr>
+        <w:t xml:space="preserve"> (через </w:t>
+      </w:r>
+      <w:proofErr w:type="spellStart"/>
+      <w:r>
+        <w:rPr>
+          <w:rFonts w:ascii="Times New Roman" w:hAnsi="Times New Roman" w:cs="Times New Roman"/>
+        </w:rPr>
+        <w:t>pgAdmin</w:t>
+      </w:r>
+      <w:proofErr w:type="spellEnd"/>
+      <w:r>
+        <w:rPr>
+          <w:rFonts w:ascii="Times New Roman" w:hAnsi="Times New Roman" w:cs="Times New Roman"/>
+        </w:rPr>
+        <w:t xml:space="preserve"> 4) создана база данных </w:t>
+      </w:r>
+      <w:proofErr w:type="spellStart"/>
+      <w:r>
+        <w:rPr>
+          <w:rFonts w:ascii="Times New Roman" w:hAnsi="Times New Roman" w:cs="Times New Roman"/>
+        </w:rPr>
+        <w:t>MyDataBase</w:t>
+      </w:r>
+      <w:proofErr w:type="spellEnd"/>
+      <w:r>
+        <w:rPr>
+          <w:rFonts w:ascii="Times New Roman" w:hAnsi="Times New Roman" w:cs="Times New Roman"/>
+        </w:rPr>
+        <w:t>. Написан SQL-код (DDL-запросы) и развернуты 4 таблицы для системы «</w:t>
+      </w:r>
+      <w:proofErr w:type="spellStart"/>
+      <w:r>
+        <w:rPr>
+          <w:rFonts w:ascii="Times New Roman" w:hAnsi="Times New Roman" w:cs="Times New Roman"/>
+        </w:rPr>
+        <w:t>DotaVision</w:t>
+      </w:r>
+      <w:proofErr w:type="spellEnd"/>
+      <w:r>
+        <w:rPr>
+          <w:rFonts w:ascii="Times New Roman" w:hAnsi="Times New Roman" w:cs="Times New Roman"/>
+        </w:rPr>
+        <w:t xml:space="preserve"> </w:t>
+      </w:r>
+      <w:proofErr w:type="spellStart"/>
+      <w:r>
+        <w:rPr>
+          <w:rFonts w:ascii="Times New Roman" w:hAnsi="Times New Roman" w:cs="Times New Roman"/>
+        </w:rPr>
+        <w:t>Tracker</w:t>
+      </w:r>
+      <w:proofErr w:type="spellEnd"/>
+      <w:r>
+        <w:rPr>
+          <w:rFonts w:ascii="Times New Roman" w:hAnsi="Times New Roman" w:cs="Times New Roman"/>
+        </w:rPr>
+        <w:t xml:space="preserve">»: </w:t>
+      </w:r>
+      <w:proofErr w:type="spellStart"/>
+      <w:r>
+        <w:rPr>
+          <w:rFonts w:ascii="Times New Roman" w:hAnsi="Times New Roman" w:cs="Times New Roman"/>
+        </w:rPr>
+        <w:t>User_Table</w:t>
+      </w:r>
+      <w:proofErr w:type="spellEnd"/>
+      <w:r>
+        <w:rPr>
+          <w:rFonts w:ascii="Times New Roman" w:hAnsi="Times New Roman" w:cs="Times New Roman"/>
+        </w:rPr>
+        <w:t xml:space="preserve"> (аккаунты пользователей), </w:t>
+      </w:r>
+      <w:proofErr w:type="spellStart"/>
+      <w:r>
+        <w:rPr>
+          <w:rFonts w:ascii="Times New Roman" w:hAnsi="Times New Roman" w:cs="Times New Roman"/>
+        </w:rPr>
+        <w:t>Hero_Table</w:t>
+      </w:r>
+      <w:proofErr w:type="spellEnd"/>
+      <w:r>
+        <w:rPr>
+          <w:rFonts w:ascii="Times New Roman" w:hAnsi="Times New Roman" w:cs="Times New Roman"/>
+        </w:rPr>
+        <w:t xml:space="preserve"> (справочник героев), </w:t>
+      </w:r>
+      <w:proofErr w:type="spellStart"/>
+      <w:r>
+        <w:rPr>
+          <w:rFonts w:ascii="Times New Roman" w:hAnsi="Times New Roman" w:cs="Times New Roman"/>
+        </w:rPr>
+        <w:t>GameSession_Table</w:t>
+      </w:r>
+      <w:proofErr w:type="spellEnd"/>
+      <w:r>
+        <w:rPr>
+          <w:rFonts w:ascii="Times New Roman" w:hAnsi="Times New Roman" w:cs="Times New Roman"/>
+        </w:rPr>
+        <w:t xml:space="preserve"> (игровые сессии) и </w:t>
+      </w:r>
+      <w:proofErr w:type="spellStart"/>
+      <w:r>
+        <w:rPr>
+          <w:rFonts w:ascii="Times New Roman" w:hAnsi="Times New Roman" w:cs="Times New Roman"/>
+        </w:rPr>
+        <w:t>Match_Table</w:t>
+      </w:r>
+      <w:proofErr w:type="spellEnd"/>
+      <w:r>
+        <w:rPr>
+          <w:rFonts w:ascii="Times New Roman" w:hAnsi="Times New Roman" w:cs="Times New Roman"/>
+        </w:rPr>
+        <w:t xml:space="preserve"> (история матчей).</w:t>
+      </w:r>
+    </w:p>
+    <w:p>
+      <w:pPr>
+        <w:jc w:val="center"/>
+        <w:rPr>
+          <w:rFonts w:ascii="Times New Roman" w:hAnsi="Times New Roman" w:cs="Times New Roman"/>
+          <w:b/>
+          <w:bCs/>
+        </w:rPr>
+      </w:pPr>
+      <w:r>
+        <w:rPr>
+          <w:rFonts w:ascii="Times New Roman" w:hAnsi="Times New Roman" w:cs="Times New Roman"/>
+          <w:b/>
+          <w:bCs/>
+        </w:rPr>
+        <w:t xml:space="preserve">Задание 5. </w:t>
+      </w:r>
+      <w:r>
+        <w:rPr>
+          <w:rFonts w:ascii="Times New Roman" w:hAnsi="Times New Roman" w:cs="Times New Roman"/>
+          <w:b/>
+          <w:bCs/>
+        </w:rPr>
+        <w:t>«</w:t>
+      </w:r>
+      <w:r>
+        <w:rPr>
+          <w:rFonts w:ascii="Times New Roman" w:hAnsi="Times New Roman" w:cs="Times New Roman"/>
+          <w:b/>
+          <w:bCs/>
+        </w:rPr>
+        <w:t>Определение ключей и ограничений целостности</w:t>
+      </w:r>
+      <w:r>
+        <w:rPr>
+          <w:rFonts w:ascii="Times New Roman" w:hAnsi="Times New Roman" w:cs="Times New Roman"/>
+          <w:b/>
+          <w:bCs/>
+        </w:rPr>
+        <w:t>»</w:t>
+      </w:r>
+    </w:p>
+    <w:p>
+      <w:pPr>
+        <w:rPr>
+          <w:rFonts w:ascii="Times New Roman" w:hAnsi="Times New Roman" w:cs="Times New Roman"/>
+        </w:rPr>
+      </w:pPr>
+      <w:r>
+        <w:rPr>
+          <w:rFonts w:ascii="Times New Roman" w:hAnsi="Times New Roman" w:cs="Times New Roman"/>
+        </w:rPr>
+        <w:br/>
+        <w:t>Для защиты данных настроены ограничения (</w:t>
+      </w:r>
+      <w:proofErr w:type="spellStart"/>
+      <w:r>
+        <w:rPr>
+          <w:rFonts w:ascii="Times New Roman" w:hAnsi="Times New Roman" w:cs="Times New Roman"/>
+        </w:rPr>
+        <w:t>Constraints</w:t>
+      </w:r>
+      <w:proofErr w:type="spellEnd"/>
+      <w:r>
+        <w:rPr>
+          <w:rFonts w:ascii="Times New Roman" w:hAnsi="Times New Roman" w:cs="Times New Roman"/>
+        </w:rPr>
+        <w:t xml:space="preserve">): первичные ключи (PRIMARY KEY) с </w:t>
+      </w:r>
+      <w:proofErr w:type="spellStart"/>
+      <w:r>
+        <w:rPr>
+          <w:rFonts w:ascii="Times New Roman" w:hAnsi="Times New Roman" w:cs="Times New Roman"/>
+        </w:rPr>
+        <w:t>автоинкрементом</w:t>
+      </w:r>
+      <w:proofErr w:type="spellEnd"/>
+      <w:r>
+        <w:rPr>
+          <w:rFonts w:ascii="Times New Roman" w:hAnsi="Times New Roman" w:cs="Times New Roman"/>
+        </w:rPr>
+        <w:t xml:space="preserve"> SERIAL и внешние ключи (FOREIGN KEY) для связей «один-ко-многим». Реализованы правила удаления данных (ON DELETE CASCADE, RESTRICT, SET NULL) и проверки доменов (CHECK) для контроля корректности ролей, результатов и статусов матчей. Созданы </w:t>
+      </w:r>
+      <w:proofErr w:type="spellStart"/>
+      <w:r>
+        <w:rPr>
+          <w:rFonts w:ascii="Times New Roman" w:hAnsi="Times New Roman" w:cs="Times New Roman"/>
+        </w:rPr>
+        <w:t>некластеризованные</w:t>
+      </w:r>
+      <w:proofErr w:type="spellEnd"/>
+      <w:r>
+        <w:rPr>
+          <w:rFonts w:ascii="Times New Roman" w:hAnsi="Times New Roman" w:cs="Times New Roman"/>
+        </w:rPr>
+        <w:t xml:space="preserve"> индексы (INDEX) для оптимизации поиска.</w:t>
+      </w:r>
+    </w:p>
+    <w:p>
+      <w:pPr>
+        <w:jc w:val="center"/>
+        <w:rPr>
+          <w:rFonts w:ascii="Times New Roman" w:hAnsi="Times New Roman" w:cs="Times New Roman"/>
+          <w:b/>
+          <w:bCs/>
+        </w:rPr>
+      </w:pPr>
+      <w:r>
+        <w:rPr>
+          <w:rFonts w:ascii="Times New Roman" w:hAnsi="Times New Roman" w:cs="Times New Roman"/>
+          <w:b/>
+          <w:bCs/>
+        </w:rPr>
+        <w:t xml:space="preserve">Задание 6. </w:t>
+      </w:r>
+      <w:r>
+        <w:rPr>
+          <w:rFonts w:ascii="Times New Roman" w:hAnsi="Times New Roman" w:cs="Times New Roman"/>
+          <w:b/>
+          <w:bCs/>
+        </w:rPr>
+        <w:t>«</w:t>
+      </w:r>
+      <w:r>
+        <w:rPr>
+          <w:rFonts w:ascii="Times New Roman" w:hAnsi="Times New Roman" w:cs="Times New Roman"/>
+          <w:b/>
+          <w:bCs/>
+        </w:rPr>
+        <w:t>Генерация тестовых данных</w:t>
+      </w:r>
+      <w:r>
+        <w:rPr>
+          <w:rFonts w:ascii="Times New Roman" w:hAnsi="Times New Roman" w:cs="Times New Roman"/>
+          <w:b/>
+          <w:bCs/>
+        </w:rPr>
+        <w:t>»</w:t>
+      </w:r>
+    </w:p>
+    <w:p>
+      <w:pPr>
+        <w:rPr>
+          <w:rFonts w:ascii="Times New Roman" w:hAnsi="Times New Roman" w:cs="Times New Roman"/>
+        </w:rPr>
+      </w:pPr>
+      <w:r>
+        <w:rPr>
+          <w:rFonts w:ascii="Times New Roman" w:hAnsi="Times New Roman" w:cs="Times New Roman"/>
+        </w:rPr>
+        <w:br/>
+        <w:t>На языке PL/</w:t>
+      </w:r>
+      <w:proofErr w:type="spellStart"/>
+      <w:r>
+        <w:rPr>
+          <w:rFonts w:ascii="Times New Roman" w:hAnsi="Times New Roman" w:cs="Times New Roman"/>
+        </w:rPr>
+        <w:t>pgSQL</w:t>
+      </w:r>
+      <w:proofErr w:type="spellEnd"/>
+      <w:r>
+        <w:rPr>
+          <w:rFonts w:ascii="Times New Roman" w:hAnsi="Times New Roman" w:cs="Times New Roman"/>
+        </w:rPr>
+        <w:t xml:space="preserve"> написан процедурный скрипт (блок DO $$), который автоматически наполнил базу: создал справочник героев, тестовые профили и 105 записей матчей со случайными результатами и начислением MMR. Успешность операции подтверждена агрегирующим запросом SELECT </w:t>
+      </w:r>
+      <w:proofErr w:type="gramStart"/>
+      <w:r>
+        <w:rPr>
+          <w:rFonts w:ascii="Times New Roman" w:hAnsi="Times New Roman" w:cs="Times New Roman"/>
+        </w:rPr>
+        <w:t>COUNT(</w:t>
+      </w:r>
+      <w:proofErr w:type="gramEnd"/>
+      <w:r>
+        <w:rPr>
+          <w:rFonts w:ascii="Times New Roman" w:hAnsi="Times New Roman" w:cs="Times New Roman"/>
+        </w:rPr>
+        <w:t>*).</w:t>
+      </w:r>
+    </w:p>
+    <w:p>
+      <w:pPr>
+        <w:jc w:val="center"/>
+        <w:rPr>
+          <w:rFonts w:ascii="Times New Roman" w:hAnsi="Times New Roman" w:cs="Times New Roman"/>
+          <w:b/>
+          <w:bCs/>
+        </w:rPr>
+      </w:pPr>
+      <w:r>
+        <w:rPr>
+          <w:rFonts w:ascii="Times New Roman" w:hAnsi="Times New Roman" w:cs="Times New Roman"/>
+          <w:b/>
+          <w:bCs/>
+        </w:rPr>
+        <w:lastRenderedPageBreak/>
+        <w:t xml:space="preserve">Задание 7. </w:t>
+      </w:r>
+      <w:r>
+        <w:rPr>
+          <w:rFonts w:ascii="Times New Roman" w:hAnsi="Times New Roman" w:cs="Times New Roman"/>
+          <w:b/>
+          <w:bCs/>
+        </w:rPr>
+        <w:t>«</w:t>
+      </w:r>
+      <w:r>
+        <w:rPr>
+          <w:rFonts w:ascii="Times New Roman" w:hAnsi="Times New Roman" w:cs="Times New Roman"/>
+          <w:b/>
+          <w:bCs/>
+        </w:rPr>
+        <w:t>Определение SQL-запросов функционала приложения</w:t>
+      </w:r>
+      <w:r>
+        <w:rPr>
+          <w:rFonts w:ascii="Times New Roman" w:hAnsi="Times New Roman" w:cs="Times New Roman"/>
+          <w:b/>
+          <w:bCs/>
+        </w:rPr>
+        <w:t>»</w:t>
+      </w:r>
+    </w:p>
+    <w:p>
+      <w:pPr>
+        <w:rPr>
+          <w:rFonts w:ascii="Times New Roman" w:hAnsi="Times New Roman" w:cs="Times New Roman"/>
+        </w:rPr>
+      </w:pPr>
+      <w:r>
+        <w:rPr>
+          <w:rFonts w:ascii="Times New Roman" w:hAnsi="Times New Roman" w:cs="Times New Roman"/>
+        </w:rPr>
+        <w:br/>
+        <w:t xml:space="preserve">Разработаны и протестированы в консоли 5 ключевых запросов, которые будут встроены в C# (.NET) приложение: аутентификация со считыванием роли, расчет текущего MMR в реальном времени, вычисление </w:t>
+      </w:r>
+      <w:proofErr w:type="spellStart"/>
+      <w:r>
+        <w:rPr>
+          <w:rFonts w:ascii="Times New Roman" w:hAnsi="Times New Roman" w:cs="Times New Roman"/>
+        </w:rPr>
+        <w:t>винрейта</w:t>
+      </w:r>
+      <w:proofErr w:type="spellEnd"/>
+      <w:r>
+        <w:rPr>
+          <w:rFonts w:ascii="Times New Roman" w:hAnsi="Times New Roman" w:cs="Times New Roman"/>
+        </w:rPr>
+        <w:t xml:space="preserve"> за сессию, выгрузка активных героев в </w:t>
+      </w:r>
+      <w:proofErr w:type="spellStart"/>
+      <w:r>
+        <w:rPr>
+          <w:rFonts w:ascii="Times New Roman" w:hAnsi="Times New Roman" w:cs="Times New Roman"/>
+        </w:rPr>
+        <w:t>ComboBox</w:t>
+      </w:r>
+      <w:proofErr w:type="spellEnd"/>
+      <w:r>
+        <w:rPr>
+          <w:rFonts w:ascii="Times New Roman" w:hAnsi="Times New Roman" w:cs="Times New Roman"/>
+        </w:rPr>
+        <w:t xml:space="preserve"> и выборка </w:t>
+      </w:r>
+      <w:proofErr w:type="spellStart"/>
+      <w:r>
+        <w:rPr>
+          <w:rFonts w:ascii="Times New Roman" w:hAnsi="Times New Roman" w:cs="Times New Roman"/>
+        </w:rPr>
+        <w:t>нетипизированных</w:t>
+      </w:r>
+      <w:proofErr w:type="spellEnd"/>
+      <w:r>
+        <w:rPr>
+          <w:rFonts w:ascii="Times New Roman" w:hAnsi="Times New Roman" w:cs="Times New Roman"/>
+        </w:rPr>
+        <w:t xml:space="preserve"> матчей (</w:t>
+      </w:r>
+      <w:proofErr w:type="spellStart"/>
+      <w:r>
+        <w:rPr>
+          <w:rFonts w:ascii="Times New Roman" w:hAnsi="Times New Roman" w:cs="Times New Roman"/>
+        </w:rPr>
+        <w:t>OnReview</w:t>
+      </w:r>
+      <w:proofErr w:type="spellEnd"/>
+      <w:r>
+        <w:rPr>
+          <w:rFonts w:ascii="Times New Roman" w:hAnsi="Times New Roman" w:cs="Times New Roman"/>
+        </w:rPr>
+        <w:t>) для панели тренера.</w:t>
+      </w:r>
+    </w:p>
+    <w:p>
+      <w:pPr>
+        <w:jc w:val="center"/>
+        <w:rPr>
+          <w:rFonts w:ascii="Times New Roman" w:hAnsi="Times New Roman" w:cs="Times New Roman"/>
+          <w:b/>
+          <w:bCs/>
+        </w:rPr>
+      </w:pPr>
+      <w:r>
+        <w:rPr>
+          <w:rFonts w:ascii="Times New Roman" w:hAnsi="Times New Roman" w:cs="Times New Roman"/>
+          <w:b/>
+          <w:bCs/>
+        </w:rPr>
+        <w:t xml:space="preserve">Задание 8. </w:t>
+      </w:r>
+      <w:r>
+        <w:rPr>
+          <w:rFonts w:ascii="Times New Roman" w:hAnsi="Times New Roman" w:cs="Times New Roman"/>
+          <w:b/>
+          <w:bCs/>
+        </w:rPr>
+        <w:t>«</w:t>
+      </w:r>
+      <w:r>
+        <w:rPr>
+          <w:rFonts w:ascii="Times New Roman" w:hAnsi="Times New Roman" w:cs="Times New Roman"/>
+          <w:b/>
+          <w:bCs/>
+        </w:rPr>
+        <w:t xml:space="preserve">Резервное копирование и фиксация в </w:t>
+      </w:r>
+      <w:proofErr w:type="spellStart"/>
+      <w:r>
+        <w:rPr>
+          <w:rFonts w:ascii="Times New Roman" w:hAnsi="Times New Roman" w:cs="Times New Roman"/>
+          <w:b/>
+          <w:bCs/>
+        </w:rPr>
+        <w:t>Git</w:t>
+      </w:r>
+      <w:proofErr w:type="spellEnd"/>
+      <w:r>
+        <w:rPr>
+          <w:rFonts w:ascii="Times New Roman" w:hAnsi="Times New Roman" w:cs="Times New Roman"/>
+          <w:b/>
+          <w:bCs/>
+        </w:rPr>
+        <w:t>»</w:t>
+      </w:r>
+    </w:p>
+    <w:p>
+      <w:pPr>
+        <w:rPr>
+          <w:rFonts w:ascii="Times New Roman" w:hAnsi="Times New Roman" w:cs="Times New Roman"/>
+        </w:rPr>
+      </w:pPr>
+      <w:r>
+        <w:rPr>
+          <w:rFonts w:ascii="Times New Roman" w:hAnsi="Times New Roman" w:cs="Times New Roman"/>
+        </w:rPr>
+        <w:br/>
+        <w:t xml:space="preserve">С помощью инструментов </w:t>
+      </w:r>
+      <w:proofErr w:type="spellStart"/>
+      <w:r>
+        <w:rPr>
+          <w:rFonts w:ascii="Times New Roman" w:hAnsi="Times New Roman" w:cs="Times New Roman"/>
+        </w:rPr>
+        <w:t>pgAdmin</w:t>
+      </w:r>
+      <w:proofErr w:type="spellEnd"/>
+      <w:r>
+        <w:rPr>
+          <w:rFonts w:ascii="Times New Roman" w:hAnsi="Times New Roman" w:cs="Times New Roman"/>
+        </w:rPr>
+        <w:t xml:space="preserve"> 4 выполнено резервное копирование базы данных. Настройки Data </w:t>
+      </w:r>
+      <w:proofErr w:type="spellStart"/>
+      <w:r>
+        <w:rPr>
+          <w:rFonts w:ascii="Times New Roman" w:hAnsi="Times New Roman" w:cs="Times New Roman"/>
+        </w:rPr>
+        <w:t>Options</w:t>
+      </w:r>
+      <w:proofErr w:type="spellEnd"/>
+      <w:r>
+        <w:rPr>
+          <w:rFonts w:ascii="Times New Roman" w:hAnsi="Times New Roman" w:cs="Times New Roman"/>
+        </w:rPr>
+        <w:t xml:space="preserve"> (</w:t>
+      </w:r>
+      <w:proofErr w:type="spellStart"/>
+      <w:r>
+        <w:rPr>
+          <w:rFonts w:ascii="Times New Roman" w:hAnsi="Times New Roman" w:cs="Times New Roman"/>
+        </w:rPr>
+        <w:t>Pre-data</w:t>
+      </w:r>
+      <w:proofErr w:type="spellEnd"/>
+      <w:r>
+        <w:rPr>
+          <w:rFonts w:ascii="Times New Roman" w:hAnsi="Times New Roman" w:cs="Times New Roman"/>
+        </w:rPr>
+        <w:t>, Data, Post-</w:t>
+      </w:r>
+      <w:proofErr w:type="spellStart"/>
+      <w:r>
+        <w:rPr>
+          <w:rFonts w:ascii="Times New Roman" w:hAnsi="Times New Roman" w:cs="Times New Roman"/>
+        </w:rPr>
+        <w:t>data</w:t>
+      </w:r>
+      <w:proofErr w:type="spellEnd"/>
+      <w:r>
+        <w:rPr>
+          <w:rFonts w:ascii="Times New Roman" w:hAnsi="Times New Roman" w:cs="Times New Roman"/>
+        </w:rPr>
+        <w:t xml:space="preserve">) позволили экспортировать проект в текстовый SQL-дамп формата </w:t>
+      </w:r>
+      <w:proofErr w:type="spellStart"/>
+      <w:r>
+        <w:rPr>
+          <w:rFonts w:ascii="Times New Roman" w:hAnsi="Times New Roman" w:cs="Times New Roman"/>
+        </w:rPr>
+        <w:t>Plain</w:t>
+      </w:r>
+      <w:proofErr w:type="spellEnd"/>
+      <w:r>
+        <w:rPr>
+          <w:rFonts w:ascii="Times New Roman" w:hAnsi="Times New Roman" w:cs="Times New Roman"/>
+        </w:rPr>
+        <w:t xml:space="preserve">. Полученный файл сохранен в рабочий каталог, а прогресс с 4 по 8 пункт зафиксирован и отправлен на </w:t>
+      </w:r>
+      <w:proofErr w:type="spellStart"/>
+      <w:r>
+        <w:rPr>
+          <w:rFonts w:ascii="Times New Roman" w:hAnsi="Times New Roman" w:cs="Times New Roman"/>
+        </w:rPr>
+        <w:t>GitHub</w:t>
+      </w:r>
+      <w:proofErr w:type="spellEnd"/>
+      <w:r>
+        <w:rPr>
+          <w:rFonts w:ascii="Times New Roman" w:hAnsi="Times New Roman" w:cs="Times New Roman"/>
+        </w:rPr>
+        <w:t xml:space="preserve"> через </w:t>
+      </w:r>
+      <w:proofErr w:type="spellStart"/>
+      <w:r>
+        <w:rPr>
+          <w:rFonts w:ascii="Times New Roman" w:hAnsi="Times New Roman" w:cs="Times New Roman"/>
+        </w:rPr>
+        <w:t>GitHub</w:t>
+      </w:r>
+      <w:proofErr w:type="spellEnd"/>
+      <w:r>
+        <w:rPr>
+          <w:rFonts w:ascii="Times New Roman" w:hAnsi="Times New Roman" w:cs="Times New Roman"/>
+        </w:rPr>
+        <w:t xml:space="preserve"> Desktop.</w:t>
+      </w:r>
+    </w:p>
+    <w:p>
+      <w:pPr>
+        <w:jc w:val="center"/>
+        <w:rPr>
+          <w:rFonts w:ascii="Times New Roman" w:hAnsi="Times New Roman" w:cs="Times New Roman"/>
+          <w:b/>
+          <w:bCs/>
+        </w:rPr>
+      </w:pPr>
+    </w:p>
     <w:sectPr>
       <w:pgSz w:w="11906" w:h="16838"/>
       <w:pgMar w:top="1134" w:right="850" w:bottom="1134" w:left="1701" w:header="708" w:footer="708" w:gutter="0"/>
@@ -542,6 +1623,155 @@
 <file path=word/numbering.xml><?xml version="1.0" encoding="utf-8"?>
 <w:numbering xmlns:wpc="http://schemas.microsoft.com/office/word/2010/wordprocessingCanvas" xmlns:cx="http://schemas.microsoft.com/office/drawing/2014/chartex" xmlns:cx1="http://schemas.microsoft.com/office/drawing/2015/9/8/chartex" xmlns:cx2="http://schemas.microsoft.com/office/drawing/2015/10/21/chartex" xmlns:cx3="http://schemas.microsoft.com/office/drawing/2016/5/9/chartex" xmlns:cx4="http://schemas.microsoft.com/office/drawing/2016/5/10/chartex" xmlns:cx5="http://schemas.microsoft.com/office/drawing/2016/5/11/chartex" xmlns:cx6="http://schemas.microsoft.com/office/drawing/2016/5/12/chartex" xmlns:cx7="http://schemas.microsoft.com/office/drawing/2016/5/13/chartex" xmlns:cx8="http://schemas.microsoft.com/office/drawing/2016/5/14/chartex" xmlns:mc="http://schemas.openxmlformats.org/markup-compatibility/2006" xmlns:aink="http://schemas.microsoft.com/office/drawing/2016/ink" xmlns:am3d="http://schemas.microsoft.com/office/drawing/2017/model3d" xmlns:o="urn:schemas-microsoft-com:office:office" xmlns:oel="http://schemas.microsoft.com/office/2019/extlst" xmlns:r="http://schemas.openxmlformats.org/officeDocument/2006/relationships" xmlns:m="http://schemas.openxmlformats.org/officeDocument/2006/math" xmlns:v="urn:schemas-microsoft-com:vml" xmlns:wp14="http://schemas.microsoft.com/office/word/2010/wordprocessingDrawing" xmlns:wp="http://schemas.openxmlformats.org/drawingml/2006/wordprocessingDrawing" xmlns:w10="urn:schemas-microsoft-com:office:word" xmlns:w="http://schemas.openxmlformats.org/wordprocessingml/2006/main" xmlns:w14="http://schemas.microsoft.com/office/word/2010/wordml" xmlns:w15="http://schemas.microsoft.com/office/word/2012/wordml" xmlns:w16cex="http://schemas.microsoft.com/office/word/2018/wordml/cex" xmlns:w16cid="http://schemas.microsoft.com/office/word/2016/wordml/cid" xmlns:w16="http://schemas.microsoft.com/office/word/2018/wordml" xmlns:w16sdtdh="http://schemas.microsoft.com/office/word/2020/wordml/sdtdatahash" xmlns:w16se="http://schemas.microsoft.com/office/word/2015/wordml/symex" xmlns:wpg="http://schemas.microsoft.com/office/word/2010/wordprocessingGroup" xmlns:wpi="http://schemas.microsoft.com/office/word/2010/wordprocessingInk" xmlns:wne="http://schemas.microsoft.com/office/word/2006/wordml" xmlns:wps="http://schemas.microsoft.com/office/word/2010/wordprocessingShape" mc:Ignorable="w14 w15 w16se w16cid w16 w16cex w16sdtdh wp14">
   <w:abstractNum w:abstractNumId="0" w15:restartNumberingAfterBreak="0">
+    <w:nsid w:val="46C77FE1"/>
+    <w:multiLevelType w:val="multilevel"/>
+    <w:tmpl w:val="63EE316A"/>
+    <w:lvl w:ilvl="0">
+      <w:start w:val="1"/>
+      <w:numFmt w:val="bullet"/>
+      <w:lvlText w:val=""/>
+      <w:lvlJc w:val="left"/>
+      <w:pPr>
+        <w:tabs>
+          <w:tab w:val="num" w:pos="720"/>
+        </w:tabs>
+        <w:ind w:left="720" w:hanging="360"/>
+      </w:pPr>
+      <w:rPr>
+        <w:rFonts w:ascii="Symbol" w:hAnsi="Symbol" w:hint="default"/>
+        <w:sz w:val="20"/>
+      </w:rPr>
+    </w:lvl>
+    <w:lvl w:ilvl="1" w:tentative="1">
+      <w:start w:val="1"/>
+      <w:numFmt w:val="bullet"/>
+      <w:lvlText w:val="o"/>
+      <w:lvlJc w:val="left"/>
+      <w:pPr>
+        <w:tabs>
+          <w:tab w:val="num" w:pos="1440"/>
+        </w:tabs>
+        <w:ind w:left="1440" w:hanging="360"/>
+      </w:pPr>
+      <w:rPr>
+        <w:rFonts w:ascii="Courier New" w:hAnsi="Courier New" w:hint="default"/>
+        <w:sz w:val="20"/>
+      </w:rPr>
+    </w:lvl>
+    <w:lvl w:ilvl="2" w:tentative="1">
+      <w:start w:val="1"/>
+      <w:numFmt w:val="bullet"/>
+      <w:lvlText w:val=""/>
+      <w:lvlJc w:val="left"/>
+      <w:pPr>
+        <w:tabs>
+          <w:tab w:val="num" w:pos="2160"/>
+        </w:tabs>
+        <w:ind w:left="2160" w:hanging="360"/>
+      </w:pPr>
+      <w:rPr>
+        <w:rFonts w:ascii="Wingdings" w:hAnsi="Wingdings" w:hint="default"/>
+        <w:sz w:val="20"/>
+      </w:rPr>
+    </w:lvl>
+    <w:lvl w:ilvl="3" w:tentative="1">
+      <w:start w:val="1"/>
+      <w:numFmt w:val="bullet"/>
+      <w:lvlText w:val=""/>
+      <w:lvlJc w:val="left"/>
+      <w:pPr>
+        <w:tabs>
+          <w:tab w:val="num" w:pos="2880"/>
+        </w:tabs>
+        <w:ind w:left="2880" w:hanging="360"/>
+      </w:pPr>
+      <w:rPr>
+        <w:rFonts w:ascii="Wingdings" w:hAnsi="Wingdings" w:hint="default"/>
+        <w:sz w:val="20"/>
+      </w:rPr>
+    </w:lvl>
+    <w:lvl w:ilvl="4" w:tentative="1">
+      <w:start w:val="1"/>
+      <w:numFmt w:val="bullet"/>
+      <w:lvlText w:val=""/>
+      <w:lvlJc w:val="left"/>
+      <w:pPr>
+        <w:tabs>
+          <w:tab w:val="num" w:pos="3600"/>
+        </w:tabs>
+        <w:ind w:left="3600" w:hanging="360"/>
+      </w:pPr>
+      <w:rPr>
+        <w:rFonts w:ascii="Wingdings" w:hAnsi="Wingdings" w:hint="default"/>
+        <w:sz w:val="20"/>
+      </w:rPr>
+    </w:lvl>
+    <w:lvl w:ilvl="5" w:tentative="1">
+      <w:start w:val="1"/>
+      <w:numFmt w:val="bullet"/>
+      <w:lvlText w:val=""/>
+      <w:lvlJc w:val="left"/>
+      <w:pPr>
+        <w:tabs>
+          <w:tab w:val="num" w:pos="4320"/>
+        </w:tabs>
+        <w:ind w:left="4320" w:hanging="360"/>
+      </w:pPr>
+      <w:rPr>
+        <w:rFonts w:ascii="Wingdings" w:hAnsi="Wingdings" w:hint="default"/>
+        <w:sz w:val="20"/>
+      </w:rPr>
+    </w:lvl>
+    <w:lvl w:ilvl="6" w:tentative="1">
+      <w:start w:val="1"/>
+      <w:numFmt w:val="bullet"/>
+      <w:lvlText w:val=""/>
+      <w:lvlJc w:val="left"/>
+      <w:pPr>
+        <w:tabs>
+          <w:tab w:val="num" w:pos="5040"/>
+        </w:tabs>
+        <w:ind w:left="5040" w:hanging="360"/>
+      </w:pPr>
+      <w:rPr>
+        <w:rFonts w:ascii="Wingdings" w:hAnsi="Wingdings" w:hint="default"/>
+        <w:sz w:val="20"/>
+      </w:rPr>
+    </w:lvl>
+    <w:lvl w:ilvl="7" w:tentative="1">
+      <w:start w:val="1"/>
+      <w:numFmt w:val="bullet"/>
+      <w:lvlText w:val=""/>
+      <w:lvlJc w:val="left"/>
+      <w:pPr>
+        <w:tabs>
+          <w:tab w:val="num" w:pos="5760"/>
+        </w:tabs>
+        <w:ind w:left="5760" w:hanging="360"/>
+      </w:pPr>
+      <w:rPr>
+        <w:rFonts w:ascii="Wingdings" w:hAnsi="Wingdings" w:hint="default"/>
+        <w:sz w:val="20"/>
+      </w:rPr>
+    </w:lvl>
+    <w:lvl w:ilvl="8" w:tentative="1">
+      <w:start w:val="1"/>
+      <w:numFmt w:val="bullet"/>
+      <w:lvlText w:val=""/>
+      <w:lvlJc w:val="left"/>
+      <w:pPr>
+        <w:tabs>
+          <w:tab w:val="num" w:pos="6480"/>
+        </w:tabs>
+        <w:ind w:left="6480" w:hanging="360"/>
+      </w:pPr>
+      <w:rPr>
+        <w:rFonts w:ascii="Wingdings" w:hAnsi="Wingdings" w:hint="default"/>
+        <w:sz w:val="20"/>
+      </w:rPr>
+    </w:lvl>
+  </w:abstractNum>
+  <w:abstractNum w:abstractNumId="1" w15:restartNumberingAfterBreak="0">
     <w:nsid w:val="4A962E6E"/>
     <w:multiLevelType w:val="hybridMultilevel"/>
     <w:tmpl w:val="FCC248EC"/>
@@ -630,7 +1860,102 @@
       </w:pPr>
     </w:lvl>
   </w:abstractNum>
+  <w:abstractNum w:abstractNumId="2" w15:restartNumberingAfterBreak="0">
+    <w:nsid w:val="62C74AC6"/>
+    <w:multiLevelType w:val="hybridMultilevel"/>
+    <w:tmpl w:val="FCC248EC"/>
+    <w:lvl w:ilvl="0" w:tplc="FFFFFFFF">
+      <w:start w:val="1"/>
+      <w:numFmt w:val="decimal"/>
+      <w:lvlText w:val="%1."/>
+      <w:lvlJc w:val="left"/>
+      <w:pPr>
+        <w:ind w:left="720" w:hanging="360"/>
+      </w:pPr>
+      <w:rPr>
+        <w:rFonts w:hint="default"/>
+      </w:rPr>
+    </w:lvl>
+    <w:lvl w:ilvl="1" w:tplc="FFFFFFFF">
+      <w:start w:val="1"/>
+      <w:numFmt w:val="lowerLetter"/>
+      <w:lvlText w:val="%2."/>
+      <w:lvlJc w:val="left"/>
+      <w:pPr>
+        <w:ind w:left="1440" w:hanging="360"/>
+      </w:pPr>
+    </w:lvl>
+    <w:lvl w:ilvl="2" w:tplc="FFFFFFFF" w:tentative="1">
+      <w:start w:val="1"/>
+      <w:numFmt w:val="lowerRoman"/>
+      <w:lvlText w:val="%3."/>
+      <w:lvlJc w:val="right"/>
+      <w:pPr>
+        <w:ind w:left="2160" w:hanging="180"/>
+      </w:pPr>
+    </w:lvl>
+    <w:lvl w:ilvl="3" w:tplc="FFFFFFFF" w:tentative="1">
+      <w:start w:val="1"/>
+      <w:numFmt w:val="decimal"/>
+      <w:lvlText w:val="%4."/>
+      <w:lvlJc w:val="left"/>
+      <w:pPr>
+        <w:ind w:left="2880" w:hanging="360"/>
+      </w:pPr>
+    </w:lvl>
+    <w:lvl w:ilvl="4" w:tplc="FFFFFFFF" w:tentative="1">
+      <w:start w:val="1"/>
+      <w:numFmt w:val="lowerLetter"/>
+      <w:lvlText w:val="%5."/>
+      <w:lvlJc w:val="left"/>
+      <w:pPr>
+        <w:ind w:left="3600" w:hanging="360"/>
+      </w:pPr>
+    </w:lvl>
+    <w:lvl w:ilvl="5" w:tplc="FFFFFFFF" w:tentative="1">
+      <w:start w:val="1"/>
+      <w:numFmt w:val="lowerRoman"/>
+      <w:lvlText w:val="%6."/>
+      <w:lvlJc w:val="right"/>
+      <w:pPr>
+        <w:ind w:left="4320" w:hanging="180"/>
+      </w:pPr>
+    </w:lvl>
+    <w:lvl w:ilvl="6" w:tplc="FFFFFFFF" w:tentative="1">
+      <w:start w:val="1"/>
+      <w:numFmt w:val="decimal"/>
+      <w:lvlText w:val="%7."/>
+      <w:lvlJc w:val="left"/>
+      <w:pPr>
+        <w:ind w:left="5040" w:hanging="360"/>
+      </w:pPr>
+    </w:lvl>
+    <w:lvl w:ilvl="7" w:tplc="FFFFFFFF" w:tentative="1">
+      <w:start w:val="1"/>
+      <w:numFmt w:val="lowerLetter"/>
+      <w:lvlText w:val="%8."/>
+      <w:lvlJc w:val="left"/>
+      <w:pPr>
+        <w:ind w:left="5760" w:hanging="360"/>
+      </w:pPr>
+    </w:lvl>
+    <w:lvl w:ilvl="8" w:tplc="FFFFFFFF" w:tentative="1">
+      <w:start w:val="1"/>
+      <w:numFmt w:val="lowerRoman"/>
+      <w:lvlText w:val="%9."/>
+      <w:lvlJc w:val="right"/>
+      <w:pPr>
+        <w:ind w:left="6480" w:hanging="180"/>
+      </w:pPr>
+    </w:lvl>
+  </w:abstractNum>
   <w:num w:numId="1" w16cid:durableId="1622884959">
+    <w:abstractNumId w:val="1"/>
+  </w:num>
+  <w:num w:numId="2" w16cid:durableId="1650749598">
+    <w:abstractNumId w:val="2"/>
+  </w:num>
+  <w:num w:numId="3" w16cid:durableId="267276464">
     <w:abstractNumId w:val="0"/>
   </w:num>
 </w:numbering>
@@ -1239,7 +2564,6 @@
   <w:style w:type="character" w:default="1" w:styleId="a0">
     <w:name w:val="Default Paragraph Font"/>
     <w:uiPriority w:val="1"/>
-    <w:semiHidden/>
     <w:unhideWhenUsed/>
   </w:style>
   <w:style w:type="table" w:default="1" w:styleId="a1">
